--- a/tvt3_v2/public/templates/PHU_LUC_CHUYEN_CHU_THE.docx
+++ b/tvt3_v2/public/templates/PHU_LUC_CHUYEN_CHU_THE.docx
@@ -186,6 +186,7 @@
           <w:tab w:val="center" w:pos="7380"/>
         </w:tabs>
         <w:spacing w:before="200" w:after="200" w:line="276" w:lineRule="auto"/>
+        <w:ind w:firstLine="709"/>
         <w:jc w:val="both"/>
         <w:rPr>
           <w:i/>
@@ -205,6 +206,7 @@
     <w:p>
       <w:pPr>
         <w:spacing w:before="200" w:after="200"/>
+        <w:ind w:firstLine="709"/>
         <w:jc w:val="both"/>
         <w:rPr>
           <w:sz w:val="26"/>
@@ -574,6 +576,7 @@
           <w:tab w:val="center" w:pos="7380"/>
         </w:tabs>
         <w:spacing w:before="200" w:after="200"/>
+        <w:ind w:firstLine="709"/>
         <w:jc w:val="both"/>
         <w:rPr>
           <w:b/>
@@ -839,6 +842,7 @@
     <w:p>
       <w:pPr>
         <w:spacing w:before="200" w:after="200" w:line="276" w:lineRule="auto"/>
+        <w:ind w:firstLine="709"/>
         <w:jc w:val="both"/>
         <w:rPr>
           <w:i/>
@@ -1028,6 +1032,7 @@
           <w:tab w:val="left" w:pos="1701"/>
         </w:tabs>
         <w:spacing w:before="200" w:after="200" w:line="276" w:lineRule="auto"/>
+        <w:ind w:firstLine="709"/>
         <w:jc w:val="both"/>
         <w:rPr>
           <w:i/>
@@ -1064,7 +1069,7 @@
         <w:rPr>
           <w:sz w:val="26"/>
         </w:rPr>
-        <w:t>Hai bên thống nhất ký phụ lục kèm theo hợp đồng số {{ CONTRACT_NO }} ký ngày {{ CONTRACT_DATE }} với những nội dung sau:</w:t>
+        <w:t xml:space="preserve">Hai bên thống nhất ký phụ lục kèm theo hợp đồng số {{ CONTRACT_NO }} ký ngày {{ CONTRACT_DATE }} với những nội dung sau:</w:t>
       </w:r>
     </w:p>
     <w:p>
@@ -1074,6 +1079,7 @@
           <w:tab w:val="right" w:pos="720"/>
         </w:tabs>
         <w:spacing w:before="200" w:after="200"/>
+        <w:ind w:firstLine="709"/>
         <w:jc w:val="both"/>
         <w:rPr>
           <w:sz w:val="26"/>
@@ -1100,7 +1106,7 @@
           <w:szCs w:val="26"/>
           <w:lang w:val="da-DK"/>
         </w:rPr>
-        <w:t>: Thay đổi chủ thể thực hiện hợp đồng</w:t>
+        <w:t xml:space="preserve">: Thay đổi chủ thể thực hiện hợp đồng</w:t>
       </w:r>
     </w:p>
     <w:p>
@@ -1289,6 +1295,7 @@
       <w:pPr>
         <w:shd w:val="clear" w:color="auto" w:fill="FFFFFF"/>
         <w:spacing w:before="200" w:after="200" w:line="276" w:lineRule="auto"/>
+        <w:ind w:firstLine="709"/>
         <w:jc w:val="both"/>
         <w:rPr>
           <w:b/>
@@ -1371,6 +1378,7 @@
         <w:pStyle w:val="BodyText"/>
         <w:shd w:val="clear" w:color="auto" w:fill="FFFFFF"/>
         <w:spacing w:before="200" w:after="200" w:line="276" w:lineRule="auto"/>
+        <w:ind w:firstLine="709"/>
         <w:rPr>
           <w:b/>
           <w:bCs/>

--- a/tvt3_v2/public/templates/PHU_LUC_CHUYEN_CHU_THE.docx
+++ b/tvt3_v2/public/templates/PHU_LUC_CHUYEN_CHU_THE.docx
@@ -912,7 +912,7 @@
           <w:sz w:val="26"/>
           <w:szCs w:val="26"/>
         </w:rPr>
-        <w:t>Địa chỉ: Số 236A Phan Trung, Phường Tam Hiệp, Tỉnh Đồng Nai, Việt Nam.</w:t>
+        <w:t>Địa chỉ: Số 236A Phan Trung, Phường Tam Hiệp, Đồng Nai, Việt Nam.</w:t>
       </w:r>
     </w:p>
     <w:p>
@@ -1223,7 +1223,7 @@
           <w:sz w:val="26"/>
           <w:szCs w:val="26"/>
         </w:rPr>
-        <w:t>Địa chỉ: Số 236A Phan Trung, Phường Tam Hiệp, Tỉnh Đồng Nai, Việt Nam</w:t>
+        <w:t>Địa chỉ: Số 236A Phan Trung, Phường Tam Hiệp, Đồng Nai, Việt Nam</w:t>
       </w:r>
       <w:r>
         <w:rPr>

--- a/tvt3_v2/public/templates/PHU_LUC_CHUYEN_CHU_THE.docx
+++ b/tvt3_v2/public/templates/PHU_LUC_CHUYEN_CHU_THE.docx
@@ -912,7 +912,7 @@
           <w:sz w:val="26"/>
           <w:szCs w:val="26"/>
         </w:rPr>
-        <w:t>Địa chỉ: Số 236A Phan Trung, Phường Tam Hiệp, Đồng Nai, Việt Nam.</w:t>
+        <w:t>Địa chỉ: Số 236A Phan Trung, Phường Tam Hiệp, Tỉnh Đồng Nai, Việt Nam.</w:t>
       </w:r>
     </w:p>
     <w:p>
@@ -1223,7 +1223,7 @@
           <w:sz w:val="26"/>
           <w:szCs w:val="26"/>
         </w:rPr>
-        <w:t>Địa chỉ: Số 236A Phan Trung, Phường Tam Hiệp, Đồng Nai, Việt Nam</w:t>
+        <w:t>Địa chỉ: Số 236A Phan Trung, Phường Tam Hiệp, Tỉnh Đồng Nai, Việt Nam</w:t>
       </w:r>
       <w:r>
         <w:rPr>
